--- a/out/IM_엔젤로보틱스_CB_CPS_v6_20260827.docx
+++ b/out/IM_엔젤로보틱스_CB_CPS_v6_20260827.docx
@@ -3103,7 +3103,7 @@
         <w:pStyle w:val="afffffffd"/>
       </w:pPr>
       <w:r>
-        <w:t>동사는 국내 재활 웨어러블 로봇 시장에서 매출액 기준 1위를 유지하고 있으며, 그 지위는 인허가와 수가라는 제도적 관문을 통과한 결과임. 웨어러블 로봇 최초로 의료기기 3등급 품목허가를 취득하여 건강보험 선별급여 적용이 가능해졌고, 이를 기반으로 전국 100여 곳의 의료기관에 제품을 공급하고 있음.</w:t>
+        <w:t>동사는 국내 재활 웨어러블 로봇 시장에서 매출액 기준 1위를 유지하고 있음. 웨어러블 로봇 최초로 의료기기 3등급 품목허가를 취득하여 건강보험 선별급여를 적용받고 있으며, 전국 100여 곳의 의료기관에 제품을 공급하고 있음. 인허가와 수가를 모두 확보한 사업자는 소수에 그침.</w:t>
       </w:r>
     </w:p>
     <w:p>
@@ -8248,7 +8248,7 @@
         <w:pStyle w:val="afffffffd"/>
       </w:pPr>
       <w:r>
-        <w:t>2026년 반기 매출액은 1,295백만원으로 전년 동기 2,562백만원 대비 49.4% 감소하였음. 매출 감소는 수요 소멸이 아니라 국내 의료기관의 투자 위축과 유럽 인증 지연이라는 두 가지 외부 요인에서 비롯되었으며, 동사가 공시한 예측치 대비 실적 괴리사유가 이를 뒷받침함.</w:t>
+        <w:t>2026년 반기 매출액은 1,295백만원으로 전년 동기 2,562백만원 대비 49.4% 감소하였음. 동사는 예측치 대비 실적 괴리사유로 국내 의료기관의 투자 위축과 유럽 인증 지연을 공시하였음. 두 요인 모두 외부 환경 변수에 해당하며, 제품 수요가 소멸한 것은 아님.</w:t>
       </w:r>
     </w:p>
     <w:p>
@@ -9953,7 +9953,7 @@
         <w:pStyle w:val="afffffffd"/>
       </w:pPr>
       <w:r>
-        <w:t>(부진 요인 ① 의료기관 투자 위축) 동사는 2025년 매출이 예측치를 77.73% 하회한 사유로 의정갈등 및 정치불안에 따른 의료시장 투자 위축을 제시하였으며, 그 기여도를 57%로 공시하였음. 주력 고객인 상급종합병원과 재활의료기관의 설비 투자 예산이 축소된 결과임.</w:t>
+        <w:t>(부진 요인 ① 의료기관 투자 위축) 동사는 2025년 매출이 예측치를 77.73% 하회한 사유로 의정갈등 및 정치불안에 따른 의료시장 투자 위축을 제시하였으며, 그 기여도를 57%로 공시하였음. 주력 고객인 상급종합병원과 재활의료기관이 설비 투자 예산을 축소하였음.</w:t>
       </w:r>
     </w:p>
     <w:p>
@@ -9977,7 +9977,7 @@
         <w:pStyle w:val="afffffffd"/>
       </w:pPr>
       <w:r>
-        <w:t>(세 요인 모두 외생 변수) 공시된 세 가지 부진 요인은 제품 경쟁력이나 기술적 결함이 아니라 정책 환경과 인증 절차라는 외부 변수에 기인함. 시장 수요 자체가 소멸한 것이 아니므로 제약 요인이 해소될 경우 회복 가능한 성격의 부진으로 판단됨.</w:t>
+        <w:t>(세 요인 모두 외생 변수) 공시된 세 가지 부진 요인은 모두 정책 환경과 인증 절차에 속함. 제품 경쟁력이나 기술적 결함을 사유로 든 항목은 없음. 제약 요인이 해소되면 실적은 회복 가능한 것으로 판단됨.</w:t>
       </w:r>
     </w:p>
     <w:p>
@@ -11887,7 +11887,7 @@
         <w:pStyle w:val="afffffffd"/>
       </w:pPr>
       <w:r>
-        <w:t>(침투율 8%가 시사하는 잔여 시장) 국내 재활전문기관의 보행재활로봇 보유율은 8%, 수익시장 내 침투율은 2.5%임. 동사의 현재 매출 규모는 시장 부재의 결과가 아니라 침투 초기 국면의 결과로 해석됨.</w:t>
+        <w:t>(침투율 8%가 시사하는 잔여 시장) 국내 재활전문기관의 보행재활로봇 보유율은 8%, 수익시장 내 침투율은 2.5%임. 동사의 현재 매출 규모는 시장이 아직 열리는 단계에 있음을 반영한 것으로 판단됨.</w:t>
       </w:r>
     </w:p>
     <w:p>
@@ -12357,7 +12357,7 @@
         <w:pStyle w:val="afffffffd"/>
       </w:pPr>
       <w:r>
-        <w:t>재활로봇 수요는 고령화라는 비가역적 인구구조 변화와 건강보험 급여 정책이라는 제도적 요인이 동시에 작용하여 형성됨. 국내 65세 이상 인구는 2022년 898만명에서 2030년 1,298만명으로 44.5% 증가할 전망임. 2026년 7월에는 급여 대상이 처음으로 확대되어 신규 환자군이 시장에 편입되었음.</w:t>
+        <w:t>재활로봇 수요는 고령화와 건강보험 급여 정책의 영향을 동시에 받음. 국내 65세 이상 인구는 2022년 898만명에서 2030년 1,298만명으로 44.5% 증가할 전망임. 2026년 7월에는 급여 대상이 처음으로 확대되어 신규 환자군이 시장에 편입되었음.</w:t>
       </w:r>
     </w:p>
     <w:p>
@@ -13960,7 +13960,7 @@
         <w:pStyle w:val="afffffffd"/>
       </w:pPr>
       <w:r>
-        <w:t>(시장은 초기, 관문은 이미 형성) 국내 재활로봇 시장의 침투율은 8% 수준으로 잔여 시장이 크게 남아 있는 반면, 인허가와 수가라는 제도적 관문은 이미 형성되어 있음. 시장 성장의 수혜가 소수 사업자에게 집중되는 구조임.</w:t>
+        <w:t>(시장은 초기, 관문은 이미 형성) 국내 재활로봇 시장의 침투율은 8% 수준으로 잔여 시장이 크게 남아 있음. 반면 진입에 필요한 인허가와 수가 요건은 이미 갖추어져 있어, 시장 성장의 수혜가 소수 사업자에게 집중되는 구조임.</w:t>
       </w:r>
     </w:p>
     <w:p>
@@ -18240,7 +18240,7 @@
         <w:pStyle w:val="afffffffd"/>
       </w:pPr>
       <w:r>
-        <w:t>(매출 감소에도 매출총이익률은 상승) 2026년 반기 매출총이익률은 60.5%로 2025년 56.3% 대비 상승하였음. 매출 감소가 판가 하락이나 원가 구조 악화에서 비롯된 것이 아님을 시사함.</w:t>
+        <w:t>(매출 감소에도 매출총이익률은 상승) 2026년 반기 매출총이익률은 60.5%로 2025년 56.3% 대비 상승하였음. 판가 하락이나 원가 구조 악화가 없었음을 보여줌.</w:t>
       </w:r>
     </w:p>
     <w:p>
@@ -18256,7 +18256,7 @@
         <w:pStyle w:val="afffffffd"/>
       </w:pPr>
       <w:r>
-        <w:t>(결론) 동사의 손실은 재무구조 훼손이 아니라 매출 규모가 고정비를 회수하지 못하는 단계에 있음에서 비롯된 것으로 판단됨. 차입금이 없고 250억원의 유동성을 보유한 자본구조는 매출 회복 국면까지의 완충 여력을 제공하나, 국가연구개발과제 수행과 양산 대응에 필요한 추가 재원 확보가 요구되는 상황임.</w:t>
+        <w:t>(결론) 동사의 손실은 매출 규모가 고정비를 회수하지 못하는 데서 발생하고 있으며, 재무구조 자체가 훼손된 상태는 아닌 것으로 판단됨. 차입금이 없고 250억원의 유동성을 보유한 자본구조는 매출 회복 국면까지의 완충 여력을 제공함. 다만 국가연구개발과제 수행과 양산 대응에는 추가 재원 확보가 요구됨.</w:t>
       </w:r>
     </w:p>
     <w:p>
